--- a/tillsyn/A 28460-2026 tillsynsbegäran.docx
+++ b/tillsyn/A 28460-2026 tillsynsbegäran.docx
@@ -634,7 +634,7 @@
     <w:r>
       <w:tab/>
       <w:tab/>
-      <w:t>2026-06-25</w:t>
+      <w:t>2026-06-26</w:t>
       <w:br/>
       <w:br/>
     </w:r>

--- a/tillsyn/A 28460-2026 tillsynsbegäran.docx
+++ b/tillsyn/A 28460-2026 tillsynsbegäran.docx
@@ -65,7 +65,7 @@
     </w:p>
     <w:p>
       <w:r>
-        <w:t>I och inom 23 meter från avverkningsanmälan finns fynd av 4 naturvårdsarter, varav 3 är rödlistade, 1 är fridlyst, 3 är typiska (T) och 1 är signalart (S): knärot (VU, T, §8), röd trolldruva (NT, T), skarp dropptaggsvamp (NT) och ögonpyrola (S, T). Se Figur 1.</w:t>
+        <w:t>I och inom 23 meter från avverkningsanmälan finns fynd av 5 naturvårdsarter, varav 4 är rödlistade, 1 är fridlyst, 4 är typiska (T) och 1 är signalart (S): garnlav (VU, T), knärot (VU, T, §8), röd trolldruva (NT, T), skarp dropptaggsvamp (NT) och ögonpyrola (S, T). Se Figur 1.</w:t>
       </w:r>
     </w:p>
     <w:p>
@@ -97,6 +97,35 @@
     <w:p>
       <w:r>
         <w:t>Nedan följer beskrivningar av de naturvårdsarter och fridlysta arter som har sina livsmiljöer och växtplatser i den avverkningsanmälda skogen. Se även ytterligare artfakta i BILAGA 1. De påträffade naturvårdsarterna är ett tydligt kvitto på att det rör sig om en skog med höga naturvärden.</w:t>
+      </w:r>
+    </w:p>
+    <w:p>
+      <w:r>
+        <w:rPr>
+          <w:b/>
+        </w:rPr>
+        <w:t>Garnlav (VU)</w:t>
+      </w:r>
+      <w:r>
+        <w:t xml:space="preserve"> är en utpräglad barrskogsart som ibland kan drapera träden i norrländska grannaturskogar med hög luftfuktighet. Den förekommer även i talldominerade bestånd där den, förutom i trädens grenverk, påträffas hängande över ojämnheter i tallbarken. Arten har minskat starkt i södra och mellersta Sverige och den minskar även i sitt nordliga utbredningsområde. Minskningstakten uppgår till 30 (20–50) % inom 50 år och överstiger gränsvärdet för Sårbar (VU). Orsaken till tillbakagången beror främst på slutavverkningar av naturskogsartade skogar. Bestånd med riklig förekomst bör regelmässigt sparas, vilket även gynnar flera andra sällsynta och rödlistade arter. Garnlav är värdväxt för den mycket sällsynta och akut hotade fjärilen barrskogslavfly (CR) som hör hemma i boreala barrskogar med riklig förekomst av värdväxten. Tidigare kunde arten konstateras årligen på flera platser vid Dala-Floda i Dalarna innan lokalerna kalavverkades. Senaste fyndet i landet av barrskogslavfly är från år 2000 då den påträffades vid Högberget i Sollefteå kommun. Garnlav är typisk art för </w:t>
+      </w:r>
+      <w:r>
+        <w:rPr>
+          <w:i/>
+        </w:rPr>
+        <w:t xml:space="preserve">9010 Taiga </w:t>
+      </w:r>
+      <w:r>
+        <w:t>och</w:t>
+      </w:r>
+      <w:r>
+        <w:rPr>
+          <w:i/>
+        </w:rPr>
+        <w:t xml:space="preserve"> 9070 Trädklädd betesmark</w:t>
+      </w:r>
+      <w:r>
+        <w:t xml:space="preserve"> (SLU Artdatabanken, 2026).</w:t>
       </w:r>
     </w:p>
     <w:p>
@@ -634,7 +663,7 @@
     <w:r>
       <w:tab/>
       <w:tab/>
-      <w:t>2026-06-26</w:t>
+      <w:t>2026-06-27</w:t>
       <w:br/>
       <w:br/>
     </w:r>

--- a/tillsyn/A 28460-2026 tillsynsbegäran.docx
+++ b/tillsyn/A 28460-2026 tillsynsbegäran.docx
@@ -663,7 +663,7 @@
     <w:r>
       <w:tab/>
       <w:tab/>
-      <w:t>2026-06-27</w:t>
+      <w:t>2026-06-28</w:t>
       <w:br/>
       <w:br/>
     </w:r>

--- a/tillsyn/A 28460-2026 tillsynsbegäran.docx
+++ b/tillsyn/A 28460-2026 tillsynsbegäran.docx
@@ -663,7 +663,7 @@
     <w:r>
       <w:tab/>
       <w:tab/>
-      <w:t>2026-06-28</w:t>
+      <w:t>2026-06-29</w:t>
       <w:br/>
       <w:br/>
     </w:r>

--- a/tillsyn/A 28460-2026 tillsynsbegäran.docx
+++ b/tillsyn/A 28460-2026 tillsynsbegäran.docx
@@ -663,7 +663,7 @@
     <w:r>
       <w:tab/>
       <w:tab/>
-      <w:t>2026-06-29</w:t>
+      <w:t>2026-06-30</w:t>
       <w:br/>
       <w:br/>
     </w:r>

--- a/tillsyn/A 28460-2026 tillsynsbegäran.docx
+++ b/tillsyn/A 28460-2026 tillsynsbegäran.docx
@@ -663,7 +663,7 @@
     <w:r>
       <w:tab/>
       <w:tab/>
-      <w:t>2026-06-30</w:t>
+      <w:t>2026-07-01</w:t>
       <w:br/>
       <w:br/>
     </w:r>

--- a/tillsyn/A 28460-2026 tillsynsbegäran.docx
+++ b/tillsyn/A 28460-2026 tillsynsbegäran.docx
@@ -663,7 +663,7 @@
     <w:r>
       <w:tab/>
       <w:tab/>
-      <w:t>2026-07-01</w:t>
+      <w:t>2026-07-02</w:t>
       <w:br/>
       <w:br/>
     </w:r>

--- a/tillsyn/A 28460-2026 tillsynsbegäran.docx
+++ b/tillsyn/A 28460-2026 tillsynsbegäran.docx
@@ -663,7 +663,7 @@
     <w:r>
       <w:tab/>
       <w:tab/>
-      <w:t>2026-07-13</w:t>
+      <w:t>2026-07-14</w:t>
       <w:br/>
       <w:br/>
     </w:r>

--- a/tillsyn/A 28460-2026 tillsynsbegäran.docx
+++ b/tillsyn/A 28460-2026 tillsynsbegäran.docx
@@ -663,7 +663,7 @@
     <w:r>
       <w:tab/>
       <w:tab/>
-      <w:t>2026-07-14</w:t>
+      <w:t>2026-07-15</w:t>
       <w:br/>
       <w:br/>
     </w:r>

--- a/tillsyn/A 28460-2026 tillsynsbegäran.docx
+++ b/tillsyn/A 28460-2026 tillsynsbegäran.docx
@@ -663,7 +663,7 @@
     <w:r>
       <w:tab/>
       <w:tab/>
-      <w:t>2026-07-15</w:t>
+      <w:t>2026-07-16</w:t>
       <w:br/>
       <w:br/>
     </w:r>

--- a/tillsyn/A 28460-2026 tillsynsbegäran.docx
+++ b/tillsyn/A 28460-2026 tillsynsbegäran.docx
@@ -663,7 +663,7 @@
     <w:r>
       <w:tab/>
       <w:tab/>
-      <w:t>2026-07-16</w:t>
+      <w:t>2026-07-17</w:t>
       <w:br/>
       <w:br/>
     </w:r>

--- a/tillsyn/A 28460-2026 tillsynsbegäran.docx
+++ b/tillsyn/A 28460-2026 tillsynsbegäran.docx
@@ -663,7 +663,7 @@
     <w:r>
       <w:tab/>
       <w:tab/>
-      <w:t>2026-07-17</w:t>
+      <w:t>2026-07-18</w:t>
       <w:br/>
       <w:br/>
     </w:r>

--- a/tillsyn/A 28460-2026 tillsynsbegäran.docx
+++ b/tillsyn/A 28460-2026 tillsynsbegäran.docx
@@ -663,7 +663,7 @@
     <w:r>
       <w:tab/>
       <w:tab/>
-      <w:t>2026-07-18</w:t>
+      <w:t>2026-07-19</w:t>
       <w:br/>
       <w:br/>
     </w:r>

--- a/tillsyn/A 28460-2026 tillsynsbegäran.docx
+++ b/tillsyn/A 28460-2026 tillsynsbegäran.docx
@@ -663,7 +663,7 @@
     <w:r>
       <w:tab/>
       <w:tab/>
-      <w:t>2026-07-19</w:t>
+      <w:t>2026-07-20</w:t>
       <w:br/>
       <w:br/>
     </w:r>

--- a/tillsyn/A 28460-2026 tillsynsbegäran.docx
+++ b/tillsyn/A 28460-2026 tillsynsbegäran.docx
@@ -663,7 +663,7 @@
     <w:r>
       <w:tab/>
       <w:tab/>
-      <w:t>2026-07-20</w:t>
+      <w:t>2026-07-21</w:t>
       <w:br/>
       <w:br/>
     </w:r>

--- a/tillsyn/A 28460-2026 tillsynsbegäran.docx
+++ b/tillsyn/A 28460-2026 tillsynsbegäran.docx
@@ -663,7 +663,7 @@
     <w:r>
       <w:tab/>
       <w:tab/>
-      <w:t>2026-07-21</w:t>
+      <w:t>2026-07-22</w:t>
       <w:br/>
       <w:br/>
     </w:r>

--- a/tillsyn/A 28460-2026 tillsynsbegäran.docx
+++ b/tillsyn/A 28460-2026 tillsynsbegäran.docx
@@ -663,7 +663,7 @@
     <w:r>
       <w:tab/>
       <w:tab/>
-      <w:t>2026-07-22</w:t>
+      <w:t>2026-07-23</w:t>
       <w:br/>
       <w:br/>
     </w:r>

--- a/tillsyn/A 28460-2026 tillsynsbegäran.docx
+++ b/tillsyn/A 28460-2026 tillsynsbegäran.docx
@@ -663,7 +663,7 @@
     <w:r>
       <w:tab/>
       <w:tab/>
-      <w:t>2026-07-23</w:t>
+      <w:t>2026-07-24</w:t>
       <w:br/>
       <w:br/>
     </w:r>

--- a/tillsyn/A 28460-2026 tillsynsbegäran.docx
+++ b/tillsyn/A 28460-2026 tillsynsbegäran.docx
@@ -663,7 +663,7 @@
     <w:r>
       <w:tab/>
       <w:tab/>
-      <w:t>2026-07-24</w:t>
+      <w:t>2026-07-25</w:t>
       <w:br/>
       <w:br/>
     </w:r>

--- a/tillsyn/A 28460-2026 tillsynsbegäran.docx
+++ b/tillsyn/A 28460-2026 tillsynsbegäran.docx
@@ -663,7 +663,7 @@
     <w:r>
       <w:tab/>
       <w:tab/>
-      <w:t>2026-07-25</w:t>
+      <w:t>2026-07-26</w:t>
       <w:br/>
       <w:br/>
     </w:r>

--- a/tillsyn/A 28460-2026 tillsynsbegäran.docx
+++ b/tillsyn/A 28460-2026 tillsynsbegäran.docx
@@ -663,7 +663,7 @@
     <w:r>
       <w:tab/>
       <w:tab/>
-      <w:t>2026-07-26</w:t>
+      <w:t>2026-07-27</w:t>
       <w:br/>
       <w:br/>
     </w:r>

--- a/tillsyn/A 28460-2026 tillsynsbegäran.docx
+++ b/tillsyn/A 28460-2026 tillsynsbegäran.docx
@@ -663,7 +663,7 @@
     <w:r>
       <w:tab/>
       <w:tab/>
-      <w:t>2026-07-27</w:t>
+      <w:t>2026-07-28</w:t>
       <w:br/>
       <w:br/>
     </w:r>

--- a/tillsyn/A 28460-2026 tillsynsbegäran.docx
+++ b/tillsyn/A 28460-2026 tillsynsbegäran.docx
@@ -663,7 +663,7 @@
     <w:r>
       <w:tab/>
       <w:tab/>
-      <w:t>2026-07-28</w:t>
+      <w:t>2026-07-29</w:t>
       <w:br/>
       <w:br/>
     </w:r>

--- a/tillsyn/A 28460-2026 tillsynsbegäran.docx
+++ b/tillsyn/A 28460-2026 tillsynsbegäran.docx
@@ -663,7 +663,7 @@
     <w:r>
       <w:tab/>
       <w:tab/>
-      <w:t>2026-07-29</w:t>
+      <w:t>2026-07-30</w:t>
       <w:br/>
       <w:br/>
     </w:r>

--- a/tillsyn/A 28460-2026 tillsynsbegäran.docx
+++ b/tillsyn/A 28460-2026 tillsynsbegäran.docx
@@ -663,7 +663,7 @@
     <w:r>
       <w:tab/>
       <w:tab/>
-      <w:t>2026-07-30</w:t>
+      <w:t>2026-07-31</w:t>
       <w:br/>
       <w:br/>
     </w:r>

--- a/tillsyn/A 28460-2026 tillsynsbegäran.docx
+++ b/tillsyn/A 28460-2026 tillsynsbegäran.docx
@@ -663,7 +663,7 @@
     <w:r>
       <w:tab/>
       <w:tab/>
-      <w:t>2026-07-31</w:t>
+      <w:t>2026-08-01</w:t>
       <w:br/>
       <w:br/>
     </w:r>

--- a/tillsyn/A 28460-2026 tillsynsbegäran.docx
+++ b/tillsyn/A 28460-2026 tillsynsbegäran.docx
@@ -663,7 +663,7 @@
     <w:r>
       <w:tab/>
       <w:tab/>
-      <w:t>2026-08-01</w:t>
+      <w:t>2026-08-02</w:t>
       <w:br/>
       <w:br/>
     </w:r>

--- a/tillsyn/A 28460-2026 tillsynsbegäran.docx
+++ b/tillsyn/A 28460-2026 tillsynsbegäran.docx
@@ -663,7 +663,7 @@
     <w:r>
       <w:tab/>
       <w:tab/>
-      <w:t>2026-08-02</w:t>
+      <w:t>2026-08-03</w:t>
       <w:br/>
       <w:br/>
     </w:r>

--- a/tillsyn/A 28460-2026 tillsynsbegäran.docx
+++ b/tillsyn/A 28460-2026 tillsynsbegäran.docx
@@ -663,7 +663,7 @@
     <w:r>
       <w:tab/>
       <w:tab/>
-      <w:t>2026-08-03</w:t>
+      <w:t>2026-08-05</w:t>
       <w:br/>
       <w:br/>
     </w:r>

--- a/tillsyn/A 28460-2026 tillsynsbegäran.docx
+++ b/tillsyn/A 28460-2026 tillsynsbegäran.docx
@@ -663,7 +663,7 @@
     <w:r>
       <w:tab/>
       <w:tab/>
-      <w:t>2026-08-05</w:t>
+      <w:t>2026-08-07</w:t>
       <w:br/>
       <w:br/>
     </w:r>

--- a/tillsyn/A 28460-2026 tillsynsbegäran.docx
+++ b/tillsyn/A 28460-2026 tillsynsbegäran.docx
@@ -663,7 +663,7 @@
     <w:r>
       <w:tab/>
       <w:tab/>
-      <w:t>2026-08-07</w:t>
+      <w:t>2026-08-08</w:t>
       <w:br/>
       <w:br/>
     </w:r>

--- a/tillsyn/A 28460-2026 tillsynsbegäran.docx
+++ b/tillsyn/A 28460-2026 tillsynsbegäran.docx
@@ -60,7 +60,7 @@
         <w:spacing w:after="240"/>
       </w:pPr>
       <w:r>
-        <w:t>Figur 1. Fyndplatser för naturvårdsarter i och inom 23 meter från avverkningsanmälan. Markörer utan svart kant är placerade på fyndplatsen. Markörer med svart kant är placerade vid sidan av fyndplatsen har ett svart streck som visar fyndplatsens exakta position. Kartans mittpunktskoordinat är N 7380555, E 777941 i SWEREF 99 TM.</w:t>
+        <w:t>Figur 1. Fyndplatser för naturvårdsarter i och inom 23 meter från avverkningsanmälan. Markörer utan svart kant är placerade på fyndplatsen. Markörer med svart kant är placerade vid sidan av fyndplatsen och har ett svart streck som visar fyndplatsens exakta position. Kartans mittpunktskoordinat är N 7380555, E 777941 i SWEREF 99 TM.</w:t>
       </w:r>
     </w:p>
     <w:p>
@@ -663,7 +663,7 @@
     <w:r>
       <w:tab/>
       <w:tab/>
-      <w:t>2026-08-14</w:t>
+      <w:t>2026-08-15</w:t>
       <w:br/>
       <w:br/>
     </w:r>

--- a/tillsyn/A 28460-2026 tillsynsbegäran.docx
+++ b/tillsyn/A 28460-2026 tillsynsbegäran.docx
@@ -663,7 +663,7 @@
     <w:r>
       <w:tab/>
       <w:tab/>
-      <w:t>2026-08-15</w:t>
+      <w:t>2026-08-16</w:t>
       <w:br/>
       <w:br/>
     </w:r>

--- a/tillsyn/A 28460-2026 tillsynsbegäran.docx
+++ b/tillsyn/A 28460-2026 tillsynsbegäran.docx
@@ -663,7 +663,7 @@
     <w:r>
       <w:tab/>
       <w:tab/>
-      <w:t>2026-08-16</w:t>
+      <w:t>2026-08-17</w:t>
       <w:br/>
       <w:br/>
     </w:r>

--- a/tillsyn/A 28460-2026 tillsynsbegäran.docx
+++ b/tillsyn/A 28460-2026 tillsynsbegäran.docx
@@ -663,7 +663,7 @@
     <w:r>
       <w:tab/>
       <w:tab/>
-      <w:t>2026-08-17</w:t>
+      <w:t>2026-08-18</w:t>
       <w:br/>
       <w:br/>
     </w:r>

--- a/tillsyn/A 28460-2026 tillsynsbegäran.docx
+++ b/tillsyn/A 28460-2026 tillsynsbegäran.docx
@@ -663,7 +663,7 @@
     <w:r>
       <w:tab/>
       <w:tab/>
-      <w:t>2026-08-18</w:t>
+      <w:t>2026-08-19</w:t>
       <w:br/>
       <w:br/>
     </w:r>

--- a/tillsyn/A 28460-2026 tillsynsbegäran.docx
+++ b/tillsyn/A 28460-2026 tillsynsbegäran.docx
@@ -663,7 +663,7 @@
     <w:r>
       <w:tab/>
       <w:tab/>
-      <w:t>2026-08-19</w:t>
+      <w:t>2026-08-20</w:t>
       <w:br/>
       <w:br/>
     </w:r>

--- a/tillsyn/A 28460-2026 tillsynsbegäran.docx
+++ b/tillsyn/A 28460-2026 tillsynsbegäran.docx
@@ -663,7 +663,7 @@
     <w:r>
       <w:tab/>
       <w:tab/>
-      <w:t>2026-08-20</w:t>
+      <w:t>2026-08-21</w:t>
       <w:br/>
       <w:br/>
     </w:r>

--- a/tillsyn/A 28460-2026 tillsynsbegäran.docx
+++ b/tillsyn/A 28460-2026 tillsynsbegäran.docx
@@ -663,7 +663,7 @@
     <w:r>
       <w:tab/>
       <w:tab/>
-      <w:t>2026-08-21</w:t>
+      <w:t>2026-08-22</w:t>
       <w:br/>
       <w:br/>
     </w:r>

--- a/tillsyn/A 28460-2026 tillsynsbegäran.docx
+++ b/tillsyn/A 28460-2026 tillsynsbegäran.docx
@@ -663,7 +663,7 @@
     <w:r>
       <w:tab/>
       <w:tab/>
-      <w:t>2026-08-22</w:t>
+      <w:t>2026-08-23</w:t>
       <w:br/>
       <w:br/>
     </w:r>

--- a/tillsyn/A 28460-2026 tillsynsbegäran.docx
+++ b/tillsyn/A 28460-2026 tillsynsbegäran.docx
@@ -663,7 +663,7 @@
     <w:r>
       <w:tab/>
       <w:tab/>
-      <w:t>2026-08-23</w:t>
+      <w:t>2026-08-24</w:t>
       <w:br/>
       <w:br/>
     </w:r>

--- a/tillsyn/A 28460-2026 tillsynsbegäran.docx
+++ b/tillsyn/A 28460-2026 tillsynsbegäran.docx
@@ -663,7 +663,7 @@
     <w:r>
       <w:tab/>
       <w:tab/>
-      <w:t>2026-08-24</w:t>
+      <w:t>2026-08-25</w:t>
       <w:br/>
       <w:br/>
     </w:r>

--- a/tillsyn/A 28460-2026 tillsynsbegäran.docx
+++ b/tillsyn/A 28460-2026 tillsynsbegäran.docx
@@ -663,7 +663,7 @@
     <w:r>
       <w:tab/>
       <w:tab/>
-      <w:t>2026-08-25</w:t>
+      <w:t>2026-08-26</w:t>
       <w:br/>
       <w:br/>
     </w:r>

--- a/tillsyn/A 28460-2026 tillsynsbegäran.docx
+++ b/tillsyn/A 28460-2026 tillsynsbegäran.docx
@@ -663,7 +663,7 @@
     <w:r>
       <w:tab/>
       <w:tab/>
-      <w:t>2026-08-26</w:t>
+      <w:t>2026-08-27</w:t>
       <w:br/>
       <w:br/>
     </w:r>

--- a/tillsyn/A 28460-2026 tillsynsbegäran.docx
+++ b/tillsyn/A 28460-2026 tillsynsbegäran.docx
@@ -663,7 +663,7 @@
     <w:r>
       <w:tab/>
       <w:tab/>
-      <w:t>2026-08-27</w:t>
+      <w:t>2026-08-28</w:t>
       <w:br/>
       <w:br/>
     </w:r>

--- a/tillsyn/A 28460-2026 tillsynsbegäran.docx
+++ b/tillsyn/A 28460-2026 tillsynsbegäran.docx
@@ -663,7 +663,7 @@
     <w:r>
       <w:tab/>
       <w:tab/>
-      <w:t>2026-08-28</w:t>
+      <w:t>2026-08-29</w:t>
       <w:br/>
       <w:br/>
     </w:r>

--- a/tillsyn/A 28460-2026 tillsynsbegäran.docx
+++ b/tillsyn/A 28460-2026 tillsynsbegäran.docx
@@ -663,7 +663,7 @@
     <w:r>
       <w:tab/>
       <w:tab/>
-      <w:t>2026-08-29</w:t>
+      <w:t>2026-08-31</w:t>
       <w:br/>
       <w:br/>
     </w:r>

--- a/tillsyn/A 28460-2026 tillsynsbegäran.docx
+++ b/tillsyn/A 28460-2026 tillsynsbegäran.docx
@@ -663,7 +663,7 @@
     <w:r>
       <w:tab/>
       <w:tab/>
-      <w:t>2026-08-31</w:t>
+      <w:t>2026-09-01</w:t>
       <w:br/>
       <w:br/>
     </w:r>

--- a/tillsyn/A 28460-2026 tillsynsbegäran.docx
+++ b/tillsyn/A 28460-2026 tillsynsbegäran.docx
@@ -663,7 +663,7 @@
     <w:r>
       <w:tab/>
       <w:tab/>
-      <w:t>2026-09-01</w:t>
+      <w:t>2026-09-02</w:t>
       <w:br/>
       <w:br/>
     </w:r>

--- a/tillsyn/A 28460-2026 tillsynsbegäran.docx
+++ b/tillsyn/A 28460-2026 tillsynsbegäran.docx
@@ -663,7 +663,7 @@
     <w:r>
       <w:tab/>
       <w:tab/>
-      <w:t>2026-09-02</w:t>
+      <w:t>2026-09-03</w:t>
       <w:br/>
       <w:br/>
     </w:r>

--- a/tillsyn/A 28460-2026 tillsynsbegäran.docx
+++ b/tillsyn/A 28460-2026 tillsynsbegäran.docx
@@ -663,7 +663,7 @@
     <w:r>
       <w:tab/>
       <w:tab/>
-      <w:t>2026-09-03</w:t>
+      <w:t>2026-09-04</w:t>
       <w:br/>
       <w:br/>
     </w:r>

--- a/tillsyn/A 28460-2026 tillsynsbegäran.docx
+++ b/tillsyn/A 28460-2026 tillsynsbegäran.docx
@@ -663,7 +663,7 @@
     <w:r>
       <w:tab/>
       <w:tab/>
-      <w:t>2026-09-04</w:t>
+      <w:t>2026-09-05</w:t>
       <w:br/>
       <w:br/>
     </w:r>

--- a/tillsyn/A 28460-2026 tillsynsbegäran.docx
+++ b/tillsyn/A 28460-2026 tillsynsbegäran.docx
@@ -663,7 +663,7 @@
     <w:r>
       <w:tab/>
       <w:tab/>
-      <w:t>2026-09-05</w:t>
+      <w:t>2026-09-06</w:t>
       <w:br/>
       <w:br/>
     </w:r>

--- a/tillsyn/A 28460-2026 tillsynsbegäran.docx
+++ b/tillsyn/A 28460-2026 tillsynsbegäran.docx
@@ -663,7 +663,7 @@
     <w:r>
       <w:tab/>
       <w:tab/>
-      <w:t>2026-09-06</w:t>
+      <w:t>2026-09-07</w:t>
       <w:br/>
       <w:br/>
     </w:r>

--- a/tillsyn/A 28460-2026 tillsynsbegäran.docx
+++ b/tillsyn/A 28460-2026 tillsynsbegäran.docx
@@ -663,7 +663,7 @@
     <w:r>
       <w:tab/>
       <w:tab/>
-      <w:t>2026-09-07</w:t>
+      <w:t>2026-09-08</w:t>
       <w:br/>
       <w:br/>
     </w:r>

--- a/tillsyn/A 28460-2026 tillsynsbegäran.docx
+++ b/tillsyn/A 28460-2026 tillsynsbegäran.docx
@@ -663,7 +663,7 @@
     <w:r>
       <w:tab/>
       <w:tab/>
-      <w:t>2026-09-08</w:t>
+      <w:t>2026-09-09</w:t>
       <w:br/>
       <w:br/>
     </w:r>

--- a/tillsyn/A 28460-2026 tillsynsbegäran.docx
+++ b/tillsyn/A 28460-2026 tillsynsbegäran.docx
@@ -663,7 +663,7 @@
     <w:r>
       <w:tab/>
       <w:tab/>
-      <w:t>2026-09-09</w:t>
+      <w:t>2026-09-10</w:t>
       <w:br/>
       <w:br/>
     </w:r>

--- a/tillsyn/A 28460-2026 tillsynsbegäran.docx
+++ b/tillsyn/A 28460-2026 tillsynsbegäran.docx
@@ -663,7 +663,7 @@
     <w:r>
       <w:tab/>
       <w:tab/>
-      <w:t>2026-09-10</w:t>
+      <w:t>2026-09-11</w:t>
       <w:br/>
       <w:br/>
     </w:r>

--- a/tillsyn/A 28460-2026 tillsynsbegäran.docx
+++ b/tillsyn/A 28460-2026 tillsynsbegäran.docx
@@ -663,7 +663,7 @@
     <w:r>
       <w:tab/>
       <w:tab/>
-      <w:t>2026-09-11</w:t>
+      <w:t>2026-09-12</w:t>
       <w:br/>
       <w:br/>
     </w:r>

--- a/tillsyn/A 28460-2026 tillsynsbegäran.docx
+++ b/tillsyn/A 28460-2026 tillsynsbegäran.docx
@@ -663,7 +663,7 @@
     <w:r>
       <w:tab/>
       <w:tab/>
-      <w:t>2026-09-12</w:t>
+      <w:t>2026-09-13</w:t>
       <w:br/>
       <w:br/>
     </w:r>
